--- a/docs/board-presentation-2026-04-30.docx
+++ b/docs/board-presentation-2026-04-30.docx
@@ -4971,9 +4971,566 @@
           <w:szCs w:val="28"/>
           <w:rtl/>
         </w:rPr>
-        <w:t xml:space="preserve">4.3 خط الأساس المالي 2025</w:t>
-      </w:r>
-    </w:p>
+        <w:t xml:space="preserve">4.3 خط الأساس المالي 2025 — مُؤكَّد رسمياً</w:t>
+      </w:r>
+    </w:p>
+    <w:tbl>
+      <w:tblPr>
+        <w:tblW w:type="dxa" w:w="9360"/>
+        <w:tblBorders>
+          <w:top w:val="single" w:color="auto" w:sz="4"/>
+          <w:left w:val="single" w:color="auto" w:sz="4"/>
+          <w:bottom w:val="single" w:color="auto" w:sz="4"/>
+          <w:right w:val="single" w:color="auto" w:sz="4"/>
+          <w:insideH w:val="single" w:color="auto" w:sz="4"/>
+          <w:insideV w:val="single" w:color="auto" w:sz="4"/>
+        </w:tblBorders>
+      </w:tblPr>
+      <w:tblGrid>
+        <w:gridCol w:w="4680"/>
+        <w:gridCol w:w="4680"/>
+      </w:tblGrid>
+      <w:tr>
+        <w:tc>
+          <w:tcPr>
+            <w:tcW w:type="dxa" w:w="4680"/>
+            <w:tcBorders>
+              <w:top w:val="single" w:color="D0D0D0" w:sz="4"/>
+              <w:left w:val="single" w:color="D0D0D0" w:sz="4"/>
+              <w:bottom w:val="single" w:color="D0D0D0" w:sz="4"/>
+              <w:right w:val="single" w:color="D0D0D0" w:sz="4"/>
+            </w:tcBorders>
+            <w:shd w:fill="D5E8F0" w:val="clear"/>
+            <w:tcMar>
+              <w:top w:type="dxa" w:w="100"/>
+              <w:left w:type="dxa" w:w="140"/>
+              <w:bottom w:type="dxa" w:w="100"/>
+              <w:right w:type="dxa" w:w="140"/>
+            </w:tcMar>
+          </w:tcPr>
+          <w:p>
+            <w:pPr>
+              <w:bidi/>
+              <w:jc w:val="center"/>
+            </w:pPr>
+            <w:r>
+              <w:rPr>
+                <w:rFonts w:ascii="Arial" w:cs="Arial" w:eastAsia="Arial" w:hAnsi="Arial"/>
+                <w:b/>
+                <w:bCs/>
+                <w:sz w:val="20"/>
+                <w:szCs w:val="20"/>
+                <w:rtl/>
+              </w:rPr>
+              <w:t xml:space="preserve">البند</w:t>
+            </w:r>
+          </w:p>
+        </w:tc>
+        <w:tc>
+          <w:tcPr>
+            <w:tcW w:type="dxa" w:w="4680"/>
+            <w:tcBorders>
+              <w:top w:val="single" w:color="D0D0D0" w:sz="4"/>
+              <w:left w:val="single" w:color="D0D0D0" w:sz="4"/>
+              <w:bottom w:val="single" w:color="D0D0D0" w:sz="4"/>
+              <w:right w:val="single" w:color="D0D0D0" w:sz="4"/>
+            </w:tcBorders>
+            <w:shd w:fill="D5E8F0" w:val="clear"/>
+            <w:tcMar>
+              <w:top w:type="dxa" w:w="100"/>
+              <w:left w:type="dxa" w:w="140"/>
+              <w:bottom w:type="dxa" w:w="100"/>
+              <w:right w:type="dxa" w:w="140"/>
+            </w:tcMar>
+          </w:tcPr>
+          <w:p>
+            <w:pPr>
+              <w:bidi/>
+              <w:jc w:val="center"/>
+            </w:pPr>
+            <w:r>
+              <w:rPr>
+                <w:rFonts w:ascii="Arial" w:cs="Arial" w:eastAsia="Arial" w:hAnsi="Arial"/>
+                <w:b/>
+                <w:bCs/>
+                <w:sz w:val="20"/>
+                <w:szCs w:val="20"/>
+                <w:rtl/>
+              </w:rPr>
+              <w:t xml:space="preserve">القيمة (ريال)</w:t>
+            </w:r>
+          </w:p>
+        </w:tc>
+      </w:tr>
+      <w:tr>
+        <w:tc>
+          <w:tcPr>
+            <w:tcW w:type="dxa" w:w="4680"/>
+            <w:tcBorders>
+              <w:top w:val="single" w:color="D0D0D0" w:sz="4"/>
+              <w:left w:val="single" w:color="D0D0D0" w:sz="4"/>
+              <w:bottom w:val="single" w:color="D0D0D0" w:sz="4"/>
+              <w:right w:val="single" w:color="D0D0D0" w:sz="4"/>
+            </w:tcBorders>
+            <w:tcMar>
+              <w:top w:type="dxa" w:w="100"/>
+              <w:left w:type="dxa" w:w="140"/>
+              <w:bottom w:type="dxa" w:w="100"/>
+              <w:right w:type="dxa" w:w="140"/>
+            </w:tcMar>
+          </w:tcPr>
+          <w:p>
+            <w:pPr>
+              <w:bidi/>
+              <w:jc w:val="right"/>
+            </w:pPr>
+            <w:r>
+              <w:rPr>
+                <w:rFonts w:ascii="Arial" w:cs="Arial" w:eastAsia="Arial" w:hAnsi="Arial"/>
+                <w:sz w:val="20"/>
+                <w:szCs w:val="20"/>
+                <w:rtl/>
+              </w:rPr>
+              <w:t xml:space="preserve">إجمالي الإيرادات</w:t>
+            </w:r>
+          </w:p>
+        </w:tc>
+        <w:tc>
+          <w:tcPr>
+            <w:tcW w:type="dxa" w:w="4680"/>
+            <w:tcBorders>
+              <w:top w:val="single" w:color="D0D0D0" w:sz="4"/>
+              <w:left w:val="single" w:color="D0D0D0" w:sz="4"/>
+              <w:bottom w:val="single" w:color="D0D0D0" w:sz="4"/>
+              <w:right w:val="single" w:color="D0D0D0" w:sz="4"/>
+            </w:tcBorders>
+            <w:tcMar>
+              <w:top w:type="dxa" w:w="100"/>
+              <w:left w:type="dxa" w:w="140"/>
+              <w:bottom w:type="dxa" w:w="100"/>
+              <w:right w:type="dxa" w:w="140"/>
+            </w:tcMar>
+          </w:tcPr>
+          <w:p>
+            <w:pPr>
+              <w:bidi/>
+              <w:jc w:val="center"/>
+            </w:pPr>
+            <w:r>
+              <w:rPr>
+                <w:rFonts w:ascii="Arial" w:cs="Arial" w:eastAsia="Arial" w:hAnsi="Arial"/>
+                <w:b/>
+                <w:bCs/>
+                <w:sz w:val="20"/>
+                <w:szCs w:val="20"/>
+                <w:rtl/>
+              </w:rPr>
+              <w:t xml:space="preserve">11,309,157</w:t>
+            </w:r>
+          </w:p>
+        </w:tc>
+      </w:tr>
+      <w:tr>
+        <w:tc>
+          <w:tcPr>
+            <w:tcW w:type="dxa" w:w="4680"/>
+            <w:tcBorders>
+              <w:top w:val="single" w:color="D0D0D0" w:sz="4"/>
+              <w:left w:val="single" w:color="D0D0D0" w:sz="4"/>
+              <w:bottom w:val="single" w:color="D0D0D0" w:sz="4"/>
+              <w:right w:val="single" w:color="D0D0D0" w:sz="4"/>
+            </w:tcBorders>
+            <w:tcMar>
+              <w:top w:type="dxa" w:w="100"/>
+              <w:left w:type="dxa" w:w="140"/>
+              <w:bottom w:type="dxa" w:w="100"/>
+              <w:right w:type="dxa" w:w="140"/>
+            </w:tcMar>
+          </w:tcPr>
+          <w:p>
+            <w:pPr>
+              <w:bidi/>
+              <w:jc w:val="right"/>
+            </w:pPr>
+            <w:r>
+              <w:rPr>
+                <w:rFonts w:ascii="Arial" w:cs="Arial" w:eastAsia="Arial" w:hAnsi="Arial"/>
+                <w:sz w:val="20"/>
+                <w:szCs w:val="20"/>
+                <w:rtl/>
+              </w:rPr>
+              <w:t xml:space="preserve">إجمالي المصروفات</w:t>
+            </w:r>
+          </w:p>
+        </w:tc>
+        <w:tc>
+          <w:tcPr>
+            <w:tcW w:type="dxa" w:w="4680"/>
+            <w:tcBorders>
+              <w:top w:val="single" w:color="D0D0D0" w:sz="4"/>
+              <w:left w:val="single" w:color="D0D0D0" w:sz="4"/>
+              <w:bottom w:val="single" w:color="D0D0D0" w:sz="4"/>
+              <w:right w:val="single" w:color="D0D0D0" w:sz="4"/>
+            </w:tcBorders>
+            <w:tcMar>
+              <w:top w:type="dxa" w:w="100"/>
+              <w:left w:type="dxa" w:w="140"/>
+              <w:bottom w:type="dxa" w:w="100"/>
+              <w:right w:type="dxa" w:w="140"/>
+            </w:tcMar>
+          </w:tcPr>
+          <w:p>
+            <w:pPr>
+              <w:bidi/>
+              <w:jc w:val="center"/>
+            </w:pPr>
+            <w:r>
+              <w:rPr>
+                <w:rFonts w:ascii="Arial" w:cs="Arial" w:eastAsia="Arial" w:hAnsi="Arial"/>
+                <w:sz w:val="20"/>
+                <w:szCs w:val="20"/>
+                <w:rtl/>
+              </w:rPr>
+              <w:t xml:space="preserve">10,641,351</w:t>
+            </w:r>
+          </w:p>
+        </w:tc>
+      </w:tr>
+      <w:tr>
+        <w:tc>
+          <w:tcPr>
+            <w:tcW w:type="dxa" w:w="4680"/>
+            <w:tcBorders>
+              <w:top w:val="single" w:color="D0D0D0" w:sz="4"/>
+              <w:left w:val="single" w:color="D0D0D0" w:sz="4"/>
+              <w:bottom w:val="single" w:color="D0D0D0" w:sz="4"/>
+              <w:right w:val="single" w:color="D0D0D0" w:sz="4"/>
+            </w:tcBorders>
+            <w:tcMar>
+              <w:top w:type="dxa" w:w="100"/>
+              <w:left w:type="dxa" w:w="140"/>
+              <w:bottom w:type="dxa" w:w="100"/>
+              <w:right w:type="dxa" w:w="140"/>
+            </w:tcMar>
+          </w:tcPr>
+          <w:p>
+            <w:pPr>
+              <w:bidi/>
+              <w:jc w:val="right"/>
+            </w:pPr>
+            <w:r>
+              <w:rPr>
+                <w:rFonts w:ascii="Arial" w:cs="Arial" w:eastAsia="Arial" w:hAnsi="Arial"/>
+                <w:sz w:val="20"/>
+                <w:szCs w:val="20"/>
+                <w:rtl/>
+              </w:rPr>
+              <w:t xml:space="preserve">صافي الفائض</w:t>
+            </w:r>
+          </w:p>
+        </w:tc>
+        <w:tc>
+          <w:tcPr>
+            <w:tcW w:type="dxa" w:w="4680"/>
+            <w:tcBorders>
+              <w:top w:val="single" w:color="D0D0D0" w:sz="4"/>
+              <w:left w:val="single" w:color="D0D0D0" w:sz="4"/>
+              <w:bottom w:val="single" w:color="D0D0D0" w:sz="4"/>
+              <w:right w:val="single" w:color="D0D0D0" w:sz="4"/>
+            </w:tcBorders>
+            <w:tcMar>
+              <w:top w:type="dxa" w:w="100"/>
+              <w:left w:type="dxa" w:w="140"/>
+              <w:bottom w:type="dxa" w:w="100"/>
+              <w:right w:type="dxa" w:w="140"/>
+            </w:tcMar>
+          </w:tcPr>
+          <w:p>
+            <w:pPr>
+              <w:bidi/>
+              <w:jc w:val="center"/>
+            </w:pPr>
+            <w:r>
+              <w:rPr>
+                <w:rFonts w:ascii="Arial" w:cs="Arial" w:eastAsia="Arial" w:hAnsi="Arial"/>
+                <w:b/>
+                <w:bCs/>
+                <w:color w:val="006100"/>
+                <w:sz w:val="20"/>
+                <w:szCs w:val="20"/>
+                <w:rtl/>
+              </w:rPr>
+              <w:t xml:space="preserve">667,806 (فائض)</w:t>
+            </w:r>
+          </w:p>
+        </w:tc>
+      </w:tr>
+      <w:tr>
+        <w:tc>
+          <w:tcPr>
+            <w:tcW w:type="dxa" w:w="4680"/>
+            <w:tcBorders>
+              <w:top w:val="single" w:color="D0D0D0" w:sz="4"/>
+              <w:left w:val="single" w:color="D0D0D0" w:sz="4"/>
+              <w:bottom w:val="single" w:color="D0D0D0" w:sz="4"/>
+              <w:right w:val="single" w:color="D0D0D0" w:sz="4"/>
+            </w:tcBorders>
+            <w:tcMar>
+              <w:top w:type="dxa" w:w="100"/>
+              <w:left w:type="dxa" w:w="140"/>
+              <w:bottom w:type="dxa" w:w="100"/>
+              <w:right w:type="dxa" w:w="140"/>
+            </w:tcMar>
+          </w:tcPr>
+          <w:p>
+            <w:pPr>
+              <w:bidi/>
+              <w:jc w:val="right"/>
+            </w:pPr>
+            <w:r>
+              <w:rPr>
+                <w:rFonts w:ascii="Arial" w:cs="Arial" w:eastAsia="Arial" w:hAnsi="Arial"/>
+                <w:sz w:val="20"/>
+                <w:szCs w:val="20"/>
+                <w:rtl/>
+              </w:rPr>
+              <w:t xml:space="preserve">صافي الأصول</w:t>
+            </w:r>
+          </w:p>
+        </w:tc>
+        <w:tc>
+          <w:tcPr>
+            <w:tcW w:type="dxa" w:w="4680"/>
+            <w:tcBorders>
+              <w:top w:val="single" w:color="D0D0D0" w:sz="4"/>
+              <w:left w:val="single" w:color="D0D0D0" w:sz="4"/>
+              <w:bottom w:val="single" w:color="D0D0D0" w:sz="4"/>
+              <w:right w:val="single" w:color="D0D0D0" w:sz="4"/>
+            </w:tcBorders>
+            <w:tcMar>
+              <w:top w:type="dxa" w:w="100"/>
+              <w:left w:type="dxa" w:w="140"/>
+              <w:bottom w:type="dxa" w:w="100"/>
+              <w:right w:type="dxa" w:w="140"/>
+            </w:tcMar>
+          </w:tcPr>
+          <w:p>
+            <w:pPr>
+              <w:bidi/>
+              <w:jc w:val="center"/>
+            </w:pPr>
+            <w:r>
+              <w:rPr>
+                <w:rFonts w:ascii="Arial" w:cs="Arial" w:eastAsia="Arial" w:hAnsi="Arial"/>
+                <w:sz w:val="20"/>
+                <w:szCs w:val="20"/>
+                <w:rtl/>
+              </w:rPr>
+              <w:t xml:space="preserve">7,837,407</w:t>
+            </w:r>
+          </w:p>
+        </w:tc>
+      </w:tr>
+      <w:tr>
+        <w:tc>
+          <w:tcPr>
+            <w:tcW w:type="dxa" w:w="4680"/>
+            <w:tcBorders>
+              <w:top w:val="single" w:color="D0D0D0" w:sz="4"/>
+              <w:left w:val="single" w:color="D0D0D0" w:sz="4"/>
+              <w:bottom w:val="single" w:color="D0D0D0" w:sz="4"/>
+              <w:right w:val="single" w:color="D0D0D0" w:sz="4"/>
+            </w:tcBorders>
+            <w:tcMar>
+              <w:top w:type="dxa" w:w="100"/>
+              <w:left w:type="dxa" w:w="140"/>
+              <w:bottom w:type="dxa" w:w="100"/>
+              <w:right w:type="dxa" w:w="140"/>
+            </w:tcMar>
+          </w:tcPr>
+          <w:p>
+            <w:pPr>
+              <w:bidi/>
+              <w:jc w:val="right"/>
+            </w:pPr>
+            <w:r>
+              <w:rPr>
+                <w:rFonts w:ascii="Arial" w:cs="Arial" w:eastAsia="Arial" w:hAnsi="Arial"/>
+                <w:sz w:val="20"/>
+                <w:szCs w:val="20"/>
+                <w:rtl/>
+              </w:rPr>
+              <w:t xml:space="preserve">الموارد الذاتية</w:t>
+            </w:r>
+          </w:p>
+        </w:tc>
+        <w:tc>
+          <w:tcPr>
+            <w:tcW w:type="dxa" w:w="4680"/>
+            <w:tcBorders>
+              <w:top w:val="single" w:color="D0D0D0" w:sz="4"/>
+              <w:left w:val="single" w:color="D0D0D0" w:sz="4"/>
+              <w:bottom w:val="single" w:color="D0D0D0" w:sz="4"/>
+              <w:right w:val="single" w:color="D0D0D0" w:sz="4"/>
+            </w:tcBorders>
+            <w:tcMar>
+              <w:top w:type="dxa" w:w="100"/>
+              <w:left w:type="dxa" w:w="140"/>
+              <w:bottom w:type="dxa" w:w="100"/>
+              <w:right w:type="dxa" w:w="140"/>
+            </w:tcMar>
+          </w:tcPr>
+          <w:p>
+            <w:pPr>
+              <w:bidi/>
+              <w:jc w:val="center"/>
+            </w:pPr>
+            <w:r>
+              <w:rPr>
+                <w:rFonts w:ascii="Arial" w:cs="Arial" w:eastAsia="Arial" w:hAnsi="Arial"/>
+                <w:sz w:val="20"/>
+                <w:szCs w:val="20"/>
+                <w:rtl/>
+              </w:rPr>
+              <w:t xml:space="preserve">964,203 (8.5%)</w:t>
+            </w:r>
+          </w:p>
+        </w:tc>
+      </w:tr>
+      <w:tr>
+        <w:tc>
+          <w:tcPr>
+            <w:tcW w:type="dxa" w:w="4680"/>
+            <w:tcBorders>
+              <w:top w:val="single" w:color="D0D0D0" w:sz="4"/>
+              <w:left w:val="single" w:color="D0D0D0" w:sz="4"/>
+              <w:bottom w:val="single" w:color="D0D0D0" w:sz="4"/>
+              <w:right w:val="single" w:color="D0D0D0" w:sz="4"/>
+            </w:tcBorders>
+            <w:tcMar>
+              <w:top w:type="dxa" w:w="100"/>
+              <w:left w:type="dxa" w:w="140"/>
+              <w:bottom w:type="dxa" w:w="100"/>
+              <w:right w:type="dxa" w:w="140"/>
+            </w:tcMar>
+          </w:tcPr>
+          <w:p>
+            <w:pPr>
+              <w:bidi/>
+              <w:jc w:val="right"/>
+            </w:pPr>
+            <w:r>
+              <w:rPr>
+                <w:rFonts w:ascii="Arial" w:cs="Arial" w:eastAsia="Arial" w:hAnsi="Arial"/>
+                <w:sz w:val="20"/>
+                <w:szCs w:val="20"/>
+                <w:rtl/>
+              </w:rPr>
+              <w:t xml:space="preserve">إيرادات معاهد شعاع المعالي</w:t>
+            </w:r>
+          </w:p>
+        </w:tc>
+        <w:tc>
+          <w:tcPr>
+            <w:tcW w:type="dxa" w:w="4680"/>
+            <w:tcBorders>
+              <w:top w:val="single" w:color="D0D0D0" w:sz="4"/>
+              <w:left w:val="single" w:color="D0D0D0" w:sz="4"/>
+              <w:bottom w:val="single" w:color="D0D0D0" w:sz="4"/>
+              <w:right w:val="single" w:color="D0D0D0" w:sz="4"/>
+            </w:tcBorders>
+            <w:tcMar>
+              <w:top w:type="dxa" w:w="100"/>
+              <w:left w:type="dxa" w:w="140"/>
+              <w:bottom w:type="dxa" w:w="100"/>
+              <w:right w:type="dxa" w:w="140"/>
+            </w:tcMar>
+          </w:tcPr>
+          <w:p>
+            <w:pPr>
+              <w:bidi/>
+              <w:jc w:val="center"/>
+            </w:pPr>
+            <w:r>
+              <w:rPr>
+                <w:rFonts w:ascii="Arial" w:cs="Arial" w:eastAsia="Arial" w:hAnsi="Arial"/>
+                <w:sz w:val="20"/>
+                <w:szCs w:val="20"/>
+                <w:rtl/>
+              </w:rPr>
+              <w:t xml:space="preserve">409,685</w:t>
+            </w:r>
+          </w:p>
+        </w:tc>
+      </w:tr>
+      <w:tr>
+        <w:tc>
+          <w:tcPr>
+            <w:tcW w:type="dxa" w:w="4680"/>
+            <w:tcBorders>
+              <w:top w:val="single" w:color="D0D0D0" w:sz="4"/>
+              <w:left w:val="single" w:color="D0D0D0" w:sz="4"/>
+              <w:bottom w:val="single" w:color="D0D0D0" w:sz="4"/>
+              <w:right w:val="single" w:color="D0D0D0" w:sz="4"/>
+            </w:tcBorders>
+            <w:tcMar>
+              <w:top w:type="dxa" w:w="100"/>
+              <w:left w:type="dxa" w:w="140"/>
+              <w:bottom w:type="dxa" w:w="100"/>
+              <w:right w:type="dxa" w:w="140"/>
+            </w:tcMar>
+          </w:tcPr>
+          <w:p>
+            <w:pPr>
+              <w:bidi/>
+              <w:jc w:val="right"/>
+            </w:pPr>
+            <w:r>
+              <w:rPr>
+                <w:rFonts w:ascii="Arial" w:cs="Arial" w:eastAsia="Arial" w:hAnsi="Arial"/>
+                <w:sz w:val="20"/>
+                <w:szCs w:val="20"/>
+                <w:rtl/>
+              </w:rPr>
+              <w:t xml:space="preserve">نسبة مصروفات البرامج من الإيرادات</w:t>
+            </w:r>
+          </w:p>
+        </w:tc>
+        <w:tc>
+          <w:tcPr>
+            <w:tcW w:type="dxa" w:w="4680"/>
+            <w:tcBorders>
+              <w:top w:val="single" w:color="D0D0D0" w:sz="4"/>
+              <w:left w:val="single" w:color="D0D0D0" w:sz="4"/>
+              <w:bottom w:val="single" w:color="D0D0D0" w:sz="4"/>
+              <w:right w:val="single" w:color="D0D0D0" w:sz="4"/>
+            </w:tcBorders>
+            <w:tcMar>
+              <w:top w:type="dxa" w:w="100"/>
+              <w:left w:type="dxa" w:w="140"/>
+              <w:bottom w:type="dxa" w:w="100"/>
+              <w:right w:type="dxa" w:w="140"/>
+            </w:tcMar>
+          </w:tcPr>
+          <w:p>
+            <w:pPr>
+              <w:bidi/>
+              <w:jc w:val="center"/>
+            </w:pPr>
+            <w:r>
+              <w:rPr>
+                <w:rFonts w:ascii="Arial" w:cs="Arial" w:eastAsia="Arial" w:hAnsi="Arial"/>
+                <w:color w:val="006100"/>
+                <w:sz w:val="20"/>
+                <w:szCs w:val="20"/>
+                <w:rtl/>
+              </w:rPr>
+              <w:t xml:space="preserve">88.4% — ✅ يفوق المعيار</w:t>
+            </w:r>
+          </w:p>
+        </w:tc>
+      </w:tr>
+    </w:tbl>
     <w:p>
       <w:pPr>
         <w:bidi/>
@@ -4983,30 +5540,31 @@
       <w:r>
         <w:rPr>
           <w:rFonts w:ascii="Arial" w:cs="Arial" w:eastAsia="Arial" w:hAnsi="Arial"/>
+          <w:color w:val="595959"/>
+          <w:sz w:val="18"/>
+          <w:szCs w:val="18"/>
+          <w:rtl/>
+        </w:rPr>
+        <w:t xml:space="preserve">المصدر: التقرير المالي الرسمي 2025 — جمعية البر بصبيا</w:t>
+      </w:r>
+    </w:p>
+    <w:p>
+      <w:pPr>
+        <w:bidi/>
+        <w:spacing w:after="80" w:before="80"/>
+        <w:jc w:val="right"/>
+      </w:pPr>
+      <w:r>
+        <w:rPr>
+          <w:rFonts w:ascii="Arial" w:cs="Arial" w:eastAsia="Arial" w:hAnsi="Arial"/>
+          <w:b/>
+          <w:bCs/>
+          <w:color w:val="006100"/>
           <w:sz w:val="22"/>
           <w:szCs w:val="22"/>
           <w:rtl/>
         </w:rPr>
-        <w:t xml:space="preserve">الإيرادات المُعلَنة في الخطة الأولية: 10.9 مليون ريال للعام 2025.</w:t>
-      </w:r>
-    </w:p>
-    <w:p>
-      <w:pPr>
-        <w:bidi/>
-        <w:spacing w:after="80" w:before="80"/>
-        <w:jc w:val="right"/>
-      </w:pPr>
-      <w:r>
-        <w:rPr>
-          <w:rFonts w:ascii="Arial" w:cs="Arial" w:eastAsia="Arial" w:hAnsi="Arial"/>
-          <w:b/>
-          <w:bCs/>
-          <w:color w:val="C00000"/>
-          <w:sz w:val="22"/>
-          <w:szCs w:val="22"/>
-          <w:rtl/>
-        </w:rPr>
-        <w:t xml:space="preserve">الحالة الراهنة: التقرير المالي التفصيلي 2025 (PDF) لم يُمكن تحويله إلى بيانات قابلة للقراءة الآلية. ينتظر استخراجاً يدوياً من إدارة الشؤون المالية واعتماده قبل التقديم النهائي للمجلس.</w:t>
+        <w:t xml:space="preserve">💡 ملاحظة هامة: نسبة مصروفات البرامج 88.4% تفوق المعيار الدولي للقطاع غير الربحي (80%) — مؤشر صحة مالية ممتاز.</w:t>
       </w:r>
     </w:p>
     <w:p>
@@ -5067,7 +5625,7 @@
           <w:szCs w:val="28"/>
           <w:rtl/>
         </w:rPr>
-        <w:t xml:space="preserve">5.1 المؤشرات المالية</w:t>
+        <w:t xml:space="preserve">5.1 المؤشرات المالية (مُؤكَّدة من التقرير المالي 2025)</w:t>
       </w:r>
     </w:p>
     <w:tbl>
@@ -5367,7 +5925,7 @@
                 <w:szCs w:val="20"/>
                 <w:rtl/>
               </w:rPr>
-              <w:t xml:space="preserve">نسبة الموارد الذاتية</w:t>
+              <w:t xml:space="preserve">إجمالي الإيرادات (M ريال)</w:t>
             </w:r>
           </w:p>
         </w:tc>
@@ -5399,7 +5957,7 @@
                 <w:szCs w:val="20"/>
                 <w:rtl/>
               </w:rPr>
-              <w:t xml:space="preserve">~9%*</w:t>
+              <w:t xml:space="preserve">11.3</w:t>
             </w:r>
           </w:p>
         </w:tc>
@@ -5431,7 +5989,7 @@
                 <w:szCs w:val="20"/>
                 <w:rtl/>
               </w:rPr>
-              <w:t xml:space="preserve">13%</w:t>
+              <w:t xml:space="preserve">12.1</w:t>
             </w:r>
           </w:p>
         </w:tc>
@@ -5463,7 +6021,7 @@
                 <w:szCs w:val="20"/>
                 <w:rtl/>
               </w:rPr>
-              <w:t xml:space="preserve">16%</w:t>
+              <w:t xml:space="preserve">13.0</w:t>
             </w:r>
           </w:p>
         </w:tc>
@@ -5495,7 +6053,7 @@
                 <w:szCs w:val="20"/>
                 <w:rtl/>
               </w:rPr>
-              <w:t xml:space="preserve">20%</w:t>
+              <w:t xml:space="preserve">14.0</w:t>
             </w:r>
           </w:p>
         </w:tc>
@@ -5527,7 +6085,7 @@
                 <w:szCs w:val="20"/>
                 <w:rtl/>
               </w:rPr>
-              <w:t xml:space="preserve">25%</w:t>
+              <w:t xml:space="preserve">15.2</w:t>
             </w:r>
           </w:p>
         </w:tc>
@@ -5559,7 +6117,7 @@
                 <w:szCs w:val="20"/>
                 <w:rtl/>
               </w:rPr>
-              <w:t xml:space="preserve">30%</w:t>
+              <w:t xml:space="preserve">16.6</w:t>
             </w:r>
           </w:p>
         </w:tc>
@@ -5593,7 +6151,7 @@
                 <w:szCs w:val="20"/>
                 <w:rtl/>
               </w:rPr>
-              <w:t xml:space="preserve">عدد مصادر الإيرادات</w:t>
+              <w:t xml:space="preserve">نسبة الموارد الذاتية</w:t>
             </w:r>
           </w:p>
         </w:tc>
@@ -5625,7 +6183,7 @@
                 <w:szCs w:val="20"/>
                 <w:rtl/>
               </w:rPr>
-              <w:t xml:space="preserve">5</w:t>
+              <w:t xml:space="preserve">8.5%</w:t>
             </w:r>
           </w:p>
         </w:tc>
@@ -5657,7 +6215,7 @@
                 <w:szCs w:val="20"/>
                 <w:rtl/>
               </w:rPr>
-              <w:t xml:space="preserve">7</w:t>
+              <w:t xml:space="preserve">13%</w:t>
             </w:r>
           </w:p>
         </w:tc>
@@ -5689,7 +6247,7 @@
                 <w:szCs w:val="20"/>
                 <w:rtl/>
               </w:rPr>
-              <w:t xml:space="preserve">8</w:t>
+              <w:t xml:space="preserve">17%</w:t>
             </w:r>
           </w:p>
         </w:tc>
@@ -5721,7 +6279,7 @@
                 <w:szCs w:val="20"/>
                 <w:rtl/>
               </w:rPr>
-              <w:t xml:space="preserve">9</w:t>
+              <w:t xml:space="preserve">21%</w:t>
             </w:r>
           </w:p>
         </w:tc>
@@ -5753,7 +6311,7 @@
                 <w:szCs w:val="20"/>
                 <w:rtl/>
               </w:rPr>
-              <w:t xml:space="preserve">9</w:t>
+              <w:t xml:space="preserve">26%</w:t>
             </w:r>
           </w:p>
         </w:tc>
@@ -5785,7 +6343,7 @@
                 <w:szCs w:val="20"/>
                 <w:rtl/>
               </w:rPr>
-              <w:t xml:space="preserve">9</w:t>
+              <w:t xml:space="preserve">30%</w:t>
             </w:r>
           </w:p>
         </w:tc>
@@ -5819,7 +6377,7 @@
                 <w:szCs w:val="20"/>
                 <w:rtl/>
               </w:rPr>
-              <w:t xml:space="preserve">إيرادات مركز التدريب (ريال)</w:t>
+              <w:t xml:space="preserve">عدد مصادر الإيرادات</w:t>
             </w:r>
           </w:p>
         </w:tc>
@@ -5851,7 +6409,7 @@
                 <w:szCs w:val="20"/>
                 <w:rtl/>
               </w:rPr>
-              <w:t xml:space="preserve">~50K*</w:t>
+              <w:t xml:space="preserve">5</w:t>
             </w:r>
           </w:p>
         </w:tc>
@@ -5883,7 +6441,7 @@
                 <w:szCs w:val="20"/>
                 <w:rtl/>
               </w:rPr>
-              <w:t xml:space="preserve">250K</w:t>
+              <w:t xml:space="preserve">7</w:t>
             </w:r>
           </w:p>
         </w:tc>
@@ -5915,7 +6473,7 @@
                 <w:szCs w:val="20"/>
                 <w:rtl/>
               </w:rPr>
-              <w:t xml:space="preserve">450K</w:t>
+              <w:t xml:space="preserve">8</w:t>
             </w:r>
           </w:p>
         </w:tc>
@@ -5947,7 +6505,7 @@
                 <w:szCs w:val="20"/>
                 <w:rtl/>
               </w:rPr>
-              <w:t xml:space="preserve">700K</w:t>
+              <w:t xml:space="preserve">8</w:t>
             </w:r>
           </w:p>
         </w:tc>
@@ -5979,7 +6537,7 @@
                 <w:szCs w:val="20"/>
                 <w:rtl/>
               </w:rPr>
-              <w:t xml:space="preserve">1M</w:t>
+              <w:t xml:space="preserve">9</w:t>
             </w:r>
           </w:p>
         </w:tc>
@@ -6011,7 +6569,459 @@
                 <w:szCs w:val="20"/>
                 <w:rtl/>
               </w:rPr>
-              <w:t xml:space="preserve">1.4M</w:t>
+              <w:t xml:space="preserve">9</w:t>
+            </w:r>
+          </w:p>
+        </w:tc>
+      </w:tr>
+      <w:tr>
+        <w:tc>
+          <w:tcPr>
+            <w:tcW w:type="dxa" w:w="2400"/>
+            <w:tcBorders>
+              <w:top w:val="single" w:color="D0D0D0" w:sz="4"/>
+              <w:left w:val="single" w:color="D0D0D0" w:sz="4"/>
+              <w:bottom w:val="single" w:color="D0D0D0" w:sz="4"/>
+              <w:right w:val="single" w:color="D0D0D0" w:sz="4"/>
+            </w:tcBorders>
+            <w:tcMar>
+              <w:top w:type="dxa" w:w="100"/>
+              <w:left w:type="dxa" w:w="140"/>
+              <w:bottom w:type="dxa" w:w="100"/>
+              <w:right w:type="dxa" w:w="140"/>
+            </w:tcMar>
+          </w:tcPr>
+          <w:p>
+            <w:pPr>
+              <w:bidi/>
+              <w:jc w:val="right"/>
+            </w:pPr>
+            <w:r>
+              <w:rPr>
+                <w:rFonts w:ascii="Arial" w:cs="Arial" w:eastAsia="Arial" w:hAnsi="Arial"/>
+                <w:sz w:val="20"/>
+                <w:szCs w:val="20"/>
+                <w:rtl/>
+              </w:rPr>
+              <w:t xml:space="preserve">إيرادات معاهد شعاع المعالي (K)</w:t>
+            </w:r>
+          </w:p>
+        </w:tc>
+        <w:tc>
+          <w:tcPr>
+            <w:tcW w:type="dxa" w:w="1640"/>
+            <w:tcBorders>
+              <w:top w:val="single" w:color="D0D0D0" w:sz="4"/>
+              <w:left w:val="single" w:color="D0D0D0" w:sz="4"/>
+              <w:bottom w:val="single" w:color="D0D0D0" w:sz="4"/>
+              <w:right w:val="single" w:color="D0D0D0" w:sz="4"/>
+            </w:tcBorders>
+            <w:tcMar>
+              <w:top w:type="dxa" w:w="100"/>
+              <w:left w:type="dxa" w:w="140"/>
+              <w:bottom w:type="dxa" w:w="100"/>
+              <w:right w:type="dxa" w:w="140"/>
+            </w:tcMar>
+          </w:tcPr>
+          <w:p>
+            <w:pPr>
+              <w:bidi/>
+              <w:jc w:val="center"/>
+            </w:pPr>
+            <w:r>
+              <w:rPr>
+                <w:rFonts w:ascii="Arial" w:cs="Arial" w:eastAsia="Arial" w:hAnsi="Arial"/>
+                <w:sz w:val="20"/>
+                <w:szCs w:val="20"/>
+                <w:rtl/>
+              </w:rPr>
+              <w:t xml:space="preserve">410</w:t>
+            </w:r>
+          </w:p>
+        </w:tc>
+        <w:tc>
+          <w:tcPr>
+            <w:tcW w:type="dxa" w:w="880"/>
+            <w:tcBorders>
+              <w:top w:val="single" w:color="D0D0D0" w:sz="4"/>
+              <w:left w:val="single" w:color="D0D0D0" w:sz="4"/>
+              <w:bottom w:val="single" w:color="D0D0D0" w:sz="4"/>
+              <w:right w:val="single" w:color="D0D0D0" w:sz="4"/>
+            </w:tcBorders>
+            <w:tcMar>
+              <w:top w:type="dxa" w:w="100"/>
+              <w:left w:type="dxa" w:w="140"/>
+              <w:bottom w:type="dxa" w:w="100"/>
+              <w:right w:type="dxa" w:w="140"/>
+            </w:tcMar>
+          </w:tcPr>
+          <w:p>
+            <w:pPr>
+              <w:bidi/>
+              <w:jc w:val="center"/>
+            </w:pPr>
+            <w:r>
+              <w:rPr>
+                <w:rFonts w:ascii="Arial" w:cs="Arial" w:eastAsia="Arial" w:hAnsi="Arial"/>
+                <w:sz w:val="20"/>
+                <w:szCs w:val="20"/>
+                <w:rtl/>
+              </w:rPr>
+              <w:t xml:space="preserve">500</w:t>
+            </w:r>
+          </w:p>
+        </w:tc>
+        <w:tc>
+          <w:tcPr>
+            <w:tcW w:type="dxa" w:w="880"/>
+            <w:tcBorders>
+              <w:top w:val="single" w:color="D0D0D0" w:sz="4"/>
+              <w:left w:val="single" w:color="D0D0D0" w:sz="4"/>
+              <w:bottom w:val="single" w:color="D0D0D0" w:sz="4"/>
+              <w:right w:val="single" w:color="D0D0D0" w:sz="4"/>
+            </w:tcBorders>
+            <w:tcMar>
+              <w:top w:type="dxa" w:w="100"/>
+              <w:left w:type="dxa" w:w="140"/>
+              <w:bottom w:type="dxa" w:w="100"/>
+              <w:right w:type="dxa" w:w="140"/>
+            </w:tcMar>
+          </w:tcPr>
+          <w:p>
+            <w:pPr>
+              <w:bidi/>
+              <w:jc w:val="center"/>
+            </w:pPr>
+            <w:r>
+              <w:rPr>
+                <w:rFonts w:ascii="Arial" w:cs="Arial" w:eastAsia="Arial" w:hAnsi="Arial"/>
+                <w:sz w:val="20"/>
+                <w:szCs w:val="20"/>
+                <w:rtl/>
+              </w:rPr>
+              <w:t xml:space="preserve">700</w:t>
+            </w:r>
+          </w:p>
+        </w:tc>
+        <w:tc>
+          <w:tcPr>
+            <w:tcW w:type="dxa" w:w="880"/>
+            <w:tcBorders>
+              <w:top w:val="single" w:color="D0D0D0" w:sz="4"/>
+              <w:left w:val="single" w:color="D0D0D0" w:sz="4"/>
+              <w:bottom w:val="single" w:color="D0D0D0" w:sz="4"/>
+              <w:right w:val="single" w:color="D0D0D0" w:sz="4"/>
+            </w:tcBorders>
+            <w:tcMar>
+              <w:top w:type="dxa" w:w="100"/>
+              <w:left w:type="dxa" w:w="140"/>
+              <w:bottom w:type="dxa" w:w="100"/>
+              <w:right w:type="dxa" w:w="140"/>
+            </w:tcMar>
+          </w:tcPr>
+          <w:p>
+            <w:pPr>
+              <w:bidi/>
+              <w:jc w:val="center"/>
+            </w:pPr>
+            <w:r>
+              <w:rPr>
+                <w:rFonts w:ascii="Arial" w:cs="Arial" w:eastAsia="Arial" w:hAnsi="Arial"/>
+                <w:sz w:val="20"/>
+                <w:szCs w:val="20"/>
+                <w:rtl/>
+              </w:rPr>
+              <w:t xml:space="preserve">1,000</w:t>
+            </w:r>
+          </w:p>
+        </w:tc>
+        <w:tc>
+          <w:tcPr>
+            <w:tcW w:type="dxa" w:w="880"/>
+            <w:tcBorders>
+              <w:top w:val="single" w:color="D0D0D0" w:sz="4"/>
+              <w:left w:val="single" w:color="D0D0D0" w:sz="4"/>
+              <w:bottom w:val="single" w:color="D0D0D0" w:sz="4"/>
+              <w:right w:val="single" w:color="D0D0D0" w:sz="4"/>
+            </w:tcBorders>
+            <w:tcMar>
+              <w:top w:type="dxa" w:w="100"/>
+              <w:left w:type="dxa" w:w="140"/>
+              <w:bottom w:type="dxa" w:w="100"/>
+              <w:right w:type="dxa" w:w="140"/>
+            </w:tcMar>
+          </w:tcPr>
+          <w:p>
+            <w:pPr>
+              <w:bidi/>
+              <w:jc w:val="center"/>
+            </w:pPr>
+            <w:r>
+              <w:rPr>
+                <w:rFonts w:ascii="Arial" w:cs="Arial" w:eastAsia="Arial" w:hAnsi="Arial"/>
+                <w:sz w:val="20"/>
+                <w:szCs w:val="20"/>
+                <w:rtl/>
+              </w:rPr>
+              <w:t xml:space="preserve">1,300</w:t>
+            </w:r>
+          </w:p>
+        </w:tc>
+        <w:tc>
+          <w:tcPr>
+            <w:tcW w:type="dxa" w:w="800"/>
+            <w:tcBorders>
+              <w:top w:val="single" w:color="D0D0D0" w:sz="4"/>
+              <w:left w:val="single" w:color="D0D0D0" w:sz="4"/>
+              <w:bottom w:val="single" w:color="D0D0D0" w:sz="4"/>
+              <w:right w:val="single" w:color="D0D0D0" w:sz="4"/>
+            </w:tcBorders>
+            <w:tcMar>
+              <w:top w:type="dxa" w:w="100"/>
+              <w:left w:type="dxa" w:w="140"/>
+              <w:bottom w:type="dxa" w:w="100"/>
+              <w:right w:type="dxa" w:w="140"/>
+            </w:tcMar>
+          </w:tcPr>
+          <w:p>
+            <w:pPr>
+              <w:bidi/>
+              <w:jc w:val="center"/>
+            </w:pPr>
+            <w:r>
+              <w:rPr>
+                <w:rFonts w:ascii="Arial" w:cs="Arial" w:eastAsia="Arial" w:hAnsi="Arial"/>
+                <w:sz w:val="20"/>
+                <w:szCs w:val="20"/>
+                <w:rtl/>
+              </w:rPr>
+              <w:t xml:space="preserve">1,600</w:t>
+            </w:r>
+          </w:p>
+        </w:tc>
+      </w:tr>
+      <w:tr>
+        <w:tc>
+          <w:tcPr>
+            <w:tcW w:type="dxa" w:w="2400"/>
+            <w:tcBorders>
+              <w:top w:val="single" w:color="D0D0D0" w:sz="4"/>
+              <w:left w:val="single" w:color="D0D0D0" w:sz="4"/>
+              <w:bottom w:val="single" w:color="D0D0D0" w:sz="4"/>
+              <w:right w:val="single" w:color="D0D0D0" w:sz="4"/>
+            </w:tcBorders>
+            <w:tcMar>
+              <w:top w:type="dxa" w:w="100"/>
+              <w:left w:type="dxa" w:w="140"/>
+              <w:bottom w:type="dxa" w:w="100"/>
+              <w:right w:type="dxa" w:w="140"/>
+            </w:tcMar>
+          </w:tcPr>
+          <w:p>
+            <w:pPr>
+              <w:bidi/>
+              <w:jc w:val="right"/>
+            </w:pPr>
+            <w:r>
+              <w:rPr>
+                <w:rFonts w:ascii="Arial" w:cs="Arial" w:eastAsia="Arial" w:hAnsi="Arial"/>
+                <w:sz w:val="20"/>
+                <w:szCs w:val="20"/>
+                <w:rtl/>
+              </w:rPr>
+              <w:t xml:space="preserve">الفائض السنوي (K ريال)</w:t>
+            </w:r>
+          </w:p>
+        </w:tc>
+        <w:tc>
+          <w:tcPr>
+            <w:tcW w:type="dxa" w:w="1640"/>
+            <w:tcBorders>
+              <w:top w:val="single" w:color="D0D0D0" w:sz="4"/>
+              <w:left w:val="single" w:color="D0D0D0" w:sz="4"/>
+              <w:bottom w:val="single" w:color="D0D0D0" w:sz="4"/>
+              <w:right w:val="single" w:color="D0D0D0" w:sz="4"/>
+            </w:tcBorders>
+            <w:tcMar>
+              <w:top w:type="dxa" w:w="100"/>
+              <w:left w:type="dxa" w:w="140"/>
+              <w:bottom w:type="dxa" w:w="100"/>
+              <w:right w:type="dxa" w:w="140"/>
+            </w:tcMar>
+          </w:tcPr>
+          <w:p>
+            <w:pPr>
+              <w:bidi/>
+              <w:jc w:val="center"/>
+            </w:pPr>
+            <w:r>
+              <w:rPr>
+                <w:rFonts w:ascii="Arial" w:cs="Arial" w:eastAsia="Arial" w:hAnsi="Arial"/>
+                <w:sz w:val="20"/>
+                <w:szCs w:val="20"/>
+                <w:rtl/>
+              </w:rPr>
+              <w:t xml:space="preserve">668</w:t>
+            </w:r>
+          </w:p>
+        </w:tc>
+        <w:tc>
+          <w:tcPr>
+            <w:tcW w:type="dxa" w:w="880"/>
+            <w:tcBorders>
+              <w:top w:val="single" w:color="D0D0D0" w:sz="4"/>
+              <w:left w:val="single" w:color="D0D0D0" w:sz="4"/>
+              <w:bottom w:val="single" w:color="D0D0D0" w:sz="4"/>
+              <w:right w:val="single" w:color="D0D0D0" w:sz="4"/>
+            </w:tcBorders>
+            <w:tcMar>
+              <w:top w:type="dxa" w:w="100"/>
+              <w:left w:type="dxa" w:w="140"/>
+              <w:bottom w:type="dxa" w:w="100"/>
+              <w:right w:type="dxa" w:w="140"/>
+            </w:tcMar>
+          </w:tcPr>
+          <w:p>
+            <w:pPr>
+              <w:bidi/>
+              <w:jc w:val="center"/>
+            </w:pPr>
+            <w:r>
+              <w:rPr>
+                <w:rFonts w:ascii="Arial" w:cs="Arial" w:eastAsia="Arial" w:hAnsi="Arial"/>
+                <w:sz w:val="20"/>
+                <w:szCs w:val="20"/>
+                <w:rtl/>
+              </w:rPr>
+              <w:t xml:space="preserve">700</w:t>
+            </w:r>
+          </w:p>
+        </w:tc>
+        <w:tc>
+          <w:tcPr>
+            <w:tcW w:type="dxa" w:w="880"/>
+            <w:tcBorders>
+              <w:top w:val="single" w:color="D0D0D0" w:sz="4"/>
+              <w:left w:val="single" w:color="D0D0D0" w:sz="4"/>
+              <w:bottom w:val="single" w:color="D0D0D0" w:sz="4"/>
+              <w:right w:val="single" w:color="D0D0D0" w:sz="4"/>
+            </w:tcBorders>
+            <w:tcMar>
+              <w:top w:type="dxa" w:w="100"/>
+              <w:left w:type="dxa" w:w="140"/>
+              <w:bottom w:type="dxa" w:w="100"/>
+              <w:right w:type="dxa" w:w="140"/>
+            </w:tcMar>
+          </w:tcPr>
+          <w:p>
+            <w:pPr>
+              <w:bidi/>
+              <w:jc w:val="center"/>
+            </w:pPr>
+            <w:r>
+              <w:rPr>
+                <w:rFonts w:ascii="Arial" w:cs="Arial" w:eastAsia="Arial" w:hAnsi="Arial"/>
+                <w:sz w:val="20"/>
+                <w:szCs w:val="20"/>
+                <w:rtl/>
+              </w:rPr>
+              <w:t xml:space="preserve">750</w:t>
+            </w:r>
+          </w:p>
+        </w:tc>
+        <w:tc>
+          <w:tcPr>
+            <w:tcW w:type="dxa" w:w="880"/>
+            <w:tcBorders>
+              <w:top w:val="single" w:color="D0D0D0" w:sz="4"/>
+              <w:left w:val="single" w:color="D0D0D0" w:sz="4"/>
+              <w:bottom w:val="single" w:color="D0D0D0" w:sz="4"/>
+              <w:right w:val="single" w:color="D0D0D0" w:sz="4"/>
+            </w:tcBorders>
+            <w:tcMar>
+              <w:top w:type="dxa" w:w="100"/>
+              <w:left w:type="dxa" w:w="140"/>
+              <w:bottom w:type="dxa" w:w="100"/>
+              <w:right w:type="dxa" w:w="140"/>
+            </w:tcMar>
+          </w:tcPr>
+          <w:p>
+            <w:pPr>
+              <w:bidi/>
+              <w:jc w:val="center"/>
+            </w:pPr>
+            <w:r>
+              <w:rPr>
+                <w:rFonts w:ascii="Arial" w:cs="Arial" w:eastAsia="Arial" w:hAnsi="Arial"/>
+                <w:sz w:val="20"/>
+                <w:szCs w:val="20"/>
+                <w:rtl/>
+              </w:rPr>
+              <w:t xml:space="preserve">800</w:t>
+            </w:r>
+          </w:p>
+        </w:tc>
+        <w:tc>
+          <w:tcPr>
+            <w:tcW w:type="dxa" w:w="880"/>
+            <w:tcBorders>
+              <w:top w:val="single" w:color="D0D0D0" w:sz="4"/>
+              <w:left w:val="single" w:color="D0D0D0" w:sz="4"/>
+              <w:bottom w:val="single" w:color="D0D0D0" w:sz="4"/>
+              <w:right w:val="single" w:color="D0D0D0" w:sz="4"/>
+            </w:tcBorders>
+            <w:tcMar>
+              <w:top w:type="dxa" w:w="100"/>
+              <w:left w:type="dxa" w:w="140"/>
+              <w:bottom w:type="dxa" w:w="100"/>
+              <w:right w:type="dxa" w:w="140"/>
+            </w:tcMar>
+          </w:tcPr>
+          <w:p>
+            <w:pPr>
+              <w:bidi/>
+              <w:jc w:val="center"/>
+            </w:pPr>
+            <w:r>
+              <w:rPr>
+                <w:rFonts w:ascii="Arial" w:cs="Arial" w:eastAsia="Arial" w:hAnsi="Arial"/>
+                <w:sz w:val="20"/>
+                <w:szCs w:val="20"/>
+                <w:rtl/>
+              </w:rPr>
+              <w:t xml:space="preserve">850</w:t>
+            </w:r>
+          </w:p>
+        </w:tc>
+        <w:tc>
+          <w:tcPr>
+            <w:tcW w:type="dxa" w:w="800"/>
+            <w:tcBorders>
+              <w:top w:val="single" w:color="D0D0D0" w:sz="4"/>
+              <w:left w:val="single" w:color="D0D0D0" w:sz="4"/>
+              <w:bottom w:val="single" w:color="D0D0D0" w:sz="4"/>
+              <w:right w:val="single" w:color="D0D0D0" w:sz="4"/>
+            </w:tcBorders>
+            <w:tcMar>
+              <w:top w:type="dxa" w:w="100"/>
+              <w:left w:type="dxa" w:w="140"/>
+              <w:bottom w:type="dxa" w:w="100"/>
+              <w:right w:type="dxa" w:w="140"/>
+            </w:tcMar>
+          </w:tcPr>
+          <w:p>
+            <w:pPr>
+              <w:bidi/>
+              <w:jc w:val="center"/>
+            </w:pPr>
+            <w:r>
+              <w:rPr>
+                <w:rFonts w:ascii="Arial" w:cs="Arial" w:eastAsia="Arial" w:hAnsi="Arial"/>
+                <w:sz w:val="20"/>
+                <w:szCs w:val="20"/>
+                <w:rtl/>
+              </w:rPr>
+              <w:t xml:space="preserve">900</w:t>
             </w:r>
           </w:p>
         </w:tc>
@@ -6031,7 +7041,7 @@
           <w:szCs w:val="18"/>
           <w:rtl/>
         </w:rPr>
-        <w:t xml:space="preserve">* تقديري — يُستكمل من التقرير المالي الرسمي</w:t>
+        <w:t xml:space="preserve">المصدر: التقرير المالي الرسمي 2025 — جمعية البر بصبيا</w:t>
       </w:r>
     </w:p>
     <w:p>
